--- a/7. SJL - LIT.docx
+++ b/7. SJL - LIT.docx
@@ -43,7 +43,7 @@
     </w:p>
     <w:p>
       <w:pPr>
-        <w:pStyle w:val="ListParagraph"/>
+        <w:pStyle w:val="Odsekzoznamu"/>
         <w:numPr>
           <w:ilvl w:val="0"/>
           <w:numId w:val="1"/>
@@ -61,7 +61,7 @@
     </w:p>
     <w:p>
       <w:pPr>
-        <w:pStyle w:val="ListParagraph"/>
+        <w:pStyle w:val="Odsekzoznamu"/>
         <w:numPr>
           <w:ilvl w:val="0"/>
           <w:numId w:val="1"/>
@@ -79,7 +79,7 @@
     </w:p>
     <w:p>
       <w:pPr>
-        <w:pStyle w:val="ListParagraph"/>
+        <w:pStyle w:val="Odsekzoznamu"/>
         <w:numPr>
           <w:ilvl w:val="0"/>
           <w:numId w:val="1"/>
@@ -97,7 +97,7 @@
     </w:p>
     <w:p>
       <w:pPr>
-        <w:pStyle w:val="ListParagraph"/>
+        <w:pStyle w:val="Odsekzoznamu"/>
         <w:numPr>
           <w:ilvl w:val="0"/>
           <w:numId w:val="1"/>
@@ -115,7 +115,7 @@
     </w:p>
     <w:p>
       <w:pPr>
-        <w:pStyle w:val="ListParagraph"/>
+        <w:pStyle w:val="Odsekzoznamu"/>
         <w:numPr>
           <w:ilvl w:val="0"/>
           <w:numId w:val="1"/>
@@ -133,7 +133,7 @@
     </w:p>
     <w:p>
       <w:pPr>
-        <w:pStyle w:val="ListParagraph"/>
+        <w:pStyle w:val="Odsekzoznamu"/>
         <w:rPr>
           <w:rFonts w:ascii="Times New Roman" w:hAnsi="Times New Roman"/>
         </w:rPr>
@@ -157,7 +157,7 @@
     </w:p>
     <w:p>
       <w:pPr>
-        <w:pStyle w:val="ListParagraph"/>
+        <w:pStyle w:val="Odsekzoznamu"/>
         <w:numPr>
           <w:ilvl w:val="0"/>
           <w:numId w:val="2"/>
@@ -175,7 +175,7 @@
     </w:p>
     <w:p>
       <w:pPr>
-        <w:pStyle w:val="ListParagraph"/>
+        <w:pStyle w:val="Odsekzoznamu"/>
         <w:numPr>
           <w:ilvl w:val="0"/>
           <w:numId w:val="2"/>
@@ -193,7 +193,7 @@
     </w:p>
     <w:p>
       <w:pPr>
-        <w:pStyle w:val="ListParagraph"/>
+        <w:pStyle w:val="Odsekzoznamu"/>
         <w:numPr>
           <w:ilvl w:val="0"/>
           <w:numId w:val="2"/>
@@ -211,7 +211,7 @@
     </w:p>
     <w:p>
       <w:pPr>
-        <w:pStyle w:val="ListParagraph"/>
+        <w:pStyle w:val="Odsekzoznamu"/>
         <w:numPr>
           <w:ilvl w:val="0"/>
           <w:numId w:val="2"/>
@@ -229,7 +229,7 @@
     </w:p>
     <w:p>
       <w:pPr>
-        <w:pStyle w:val="ListParagraph"/>
+        <w:pStyle w:val="Odsekzoznamu"/>
         <w:numPr>
           <w:ilvl w:val="0"/>
           <w:numId w:val="2"/>
@@ -247,7 +247,7 @@
     </w:p>
     <w:p>
       <w:pPr>
-        <w:pStyle w:val="ListParagraph"/>
+        <w:pStyle w:val="Odsekzoznamu"/>
         <w:numPr>
           <w:ilvl w:val="0"/>
           <w:numId w:val="2"/>
@@ -265,7 +265,7 @@
     </w:p>
     <w:p>
       <w:pPr>
-        <w:pStyle w:val="ListParagraph"/>
+        <w:pStyle w:val="Odsekzoznamu"/>
         <w:numPr>
           <w:ilvl w:val="0"/>
           <w:numId w:val="2"/>
@@ -3108,7 +3108,10 @@
           <w:szCs w:val="28"/>
         </w:rPr>
       </w:pPr>
-      <w:r>
+    </w:p>
+    <w:p>
+      <w:pPr>
+        <w:spacing w:after="0" w:line="240" w:lineRule="auto"/>
         <w:rPr>
           <w:rFonts w:ascii="Times New Roman" w:hAnsi="Times New Roman"/>
           <w:b/>
@@ -3116,12 +3119,22 @@
           <w:sz w:val="28"/>
           <w:szCs w:val="28"/>
         </w:rPr>
+      </w:pPr>
+      <w:r>
+        <w:rPr>
+          <w:rFonts w:ascii="Times New Roman" w:hAnsi="Times New Roman"/>
+          <w:b/>
+          <w:bCs/>
+          <w:sz w:val="28"/>
+          <w:szCs w:val="28"/>
+        </w:rPr>
+        <w:lastRenderedPageBreak/>
         <w:t>ROMANTIZMUS:</w:t>
       </w:r>
     </w:p>
     <w:p>
       <w:pPr>
-        <w:pStyle w:val="ListParagraph"/>
+        <w:pStyle w:val="Odsekzoznamu"/>
         <w:numPr>
           <w:ilvl w:val="0"/>
           <w:numId w:val="6"/>
@@ -3137,7 +3150,6 @@
         <w:rPr>
           <w:rFonts w:ascii="Times New Roman" w:hAnsi="Times New Roman"/>
         </w:rPr>
-        <w:lastRenderedPageBreak/>
         <w:t>romantizmus ako</w:t>
       </w:r>
       <w:r>
@@ -3157,7 +3169,7 @@
     </w:p>
     <w:p>
       <w:pPr>
-        <w:pStyle w:val="ListParagraph"/>
+        <w:pStyle w:val="Odsekzoznamu"/>
         <w:numPr>
           <w:ilvl w:val="0"/>
           <w:numId w:val="6"/>
@@ -3785,7 +3797,7 @@
     </w:p>
     <w:p>
       <w:pPr>
-        <w:pStyle w:val="ListParagraph"/>
+        <w:pStyle w:val="Odsekzoznamu"/>
         <w:numPr>
           <w:ilvl w:val="0"/>
           <w:numId w:val="8"/>
@@ -3892,7 +3904,7 @@
     </w:p>
     <w:p>
       <w:pPr>
-        <w:pStyle w:val="ListParagraph"/>
+        <w:pStyle w:val="Odsekzoznamu"/>
         <w:numPr>
           <w:ilvl w:val="0"/>
           <w:numId w:val="8"/>
@@ -3921,7 +3933,7 @@
     </w:p>
     <w:p>
       <w:pPr>
-        <w:pStyle w:val="ListParagraph"/>
+        <w:pStyle w:val="Odsekzoznamu"/>
         <w:numPr>
           <w:ilvl w:val="0"/>
           <w:numId w:val="7"/>
@@ -4290,7 +4302,7 @@
     </w:p>
     <w:p>
       <w:pPr>
-        <w:pStyle w:val="ListParagraph"/>
+        <w:pStyle w:val="Odsekzoznamu"/>
         <w:numPr>
           <w:ilvl w:val="0"/>
           <w:numId w:val="7"/>
@@ -4335,7 +4347,7 @@
     </w:p>
     <w:p>
       <w:pPr>
-        <w:pStyle w:val="ListParagraph"/>
+        <w:pStyle w:val="Odsekzoznamu"/>
         <w:numPr>
           <w:ilvl w:val="0"/>
           <w:numId w:val="7"/>
@@ -4492,7 +4504,7 @@
     </w:p>
     <w:p>
       <w:pPr>
-        <w:pStyle w:val="ListParagraph"/>
+        <w:pStyle w:val="Odsekzoznamu"/>
         <w:numPr>
           <w:ilvl w:val="0"/>
           <w:numId w:val="9"/>
@@ -4512,7 +4524,7 @@
     </w:p>
     <w:p>
       <w:pPr>
-        <w:pStyle w:val="ListParagraph"/>
+        <w:pStyle w:val="Odsekzoznamu"/>
         <w:numPr>
           <w:ilvl w:val="0"/>
           <w:numId w:val="9"/>
@@ -4532,7 +4544,7 @@
     </w:p>
     <w:p>
       <w:pPr>
-        <w:pStyle w:val="ListParagraph"/>
+        <w:pStyle w:val="Odsekzoznamu"/>
         <w:numPr>
           <w:ilvl w:val="0"/>
           <w:numId w:val="9"/>
@@ -4552,7 +4564,7 @@
     </w:p>
     <w:p>
       <w:pPr>
-        <w:pStyle w:val="ListParagraph"/>
+        <w:pStyle w:val="Odsekzoznamu"/>
         <w:numPr>
           <w:ilvl w:val="0"/>
           <w:numId w:val="9"/>
@@ -4856,6 +4868,7 @@
           <w:bCs/>
           <w:lang w:eastAsia="sk-SK"/>
         </w:rPr>
+        <w:lastRenderedPageBreak/>
         <w:t>DIELO:</w:t>
       </w:r>
     </w:p>
@@ -4875,7 +4888,6 @@
           <w:bCs/>
           <w:lang w:eastAsia="sk-SK"/>
         </w:rPr>
-        <w:lastRenderedPageBreak/>
         <w:t>Druh:</w:t>
       </w:r>
       <w:r>
@@ -4988,7 +5000,7 @@
     </w:p>
     <w:p>
       <w:pPr>
-        <w:pStyle w:val="ListParagraph"/>
+        <w:pStyle w:val="Odsekzoznamu"/>
         <w:numPr>
           <w:ilvl w:val="0"/>
           <w:numId w:val="14"/>
@@ -5018,7 +5030,7 @@
     </w:p>
     <w:p>
       <w:pPr>
-        <w:pStyle w:val="ListParagraph"/>
+        <w:pStyle w:val="Odsekzoznamu"/>
         <w:numPr>
           <w:ilvl w:val="0"/>
           <w:numId w:val="14"/>
@@ -5048,7 +5060,7 @@
     </w:p>
     <w:p>
       <w:pPr>
-        <w:pStyle w:val="ListParagraph"/>
+        <w:pStyle w:val="Odsekzoznamu"/>
         <w:numPr>
           <w:ilvl w:val="0"/>
           <w:numId w:val="14"/>
@@ -5127,7 +5139,7 @@
     </w:p>
     <w:p>
       <w:pPr>
-        <w:pStyle w:val="ListParagraph"/>
+        <w:pStyle w:val="Odsekzoznamu"/>
         <w:numPr>
           <w:ilvl w:val="0"/>
           <w:numId w:val="14"/>
@@ -6047,7 +6059,7 @@
     </w:p>
     <w:p>
       <w:pPr>
-        <w:pStyle w:val="ListParagraph"/>
+        <w:pStyle w:val="Odsekzoznamu"/>
         <w:numPr>
           <w:ilvl w:val="0"/>
           <w:numId w:val="16"/>
@@ -6330,7 +6342,7 @@
     </w:p>
     <w:p>
       <w:pPr>
-        <w:pStyle w:val="ListParagraph"/>
+        <w:pStyle w:val="Odsekzoznamu"/>
         <w:numPr>
           <w:ilvl w:val="0"/>
           <w:numId w:val="16"/>
@@ -6439,7 +6451,7 @@
     </w:p>
     <w:p>
       <w:pPr>
-        <w:pStyle w:val="ListParagraph"/>
+        <w:pStyle w:val="Odsekzoznamu"/>
         <w:numPr>
           <w:ilvl w:val="0"/>
           <w:numId w:val="16"/>
@@ -6555,7 +6567,7 @@
     </w:p>
     <w:p>
       <w:pPr>
-        <w:pStyle w:val="ListParagraph"/>
+        <w:pStyle w:val="Odsekzoznamu"/>
         <w:numPr>
           <w:ilvl w:val="0"/>
           <w:numId w:val="16"/>
@@ -6779,7 +6791,7 @@
     </w:p>
     <w:p>
       <w:pPr>
-        <w:pStyle w:val="ListParagraph"/>
+        <w:pStyle w:val="Odsekzoznamu"/>
         <w:numPr>
           <w:ilvl w:val="0"/>
           <w:numId w:val="23"/>
@@ -6853,7 +6865,7 @@
     </w:p>
     <w:p>
       <w:pPr>
-        <w:pStyle w:val="ListParagraph"/>
+        <w:pStyle w:val="Odsekzoznamu"/>
         <w:numPr>
           <w:ilvl w:val="0"/>
           <w:numId w:val="16"/>
@@ -6977,7 +6989,7 @@
     </w:p>
     <w:p>
       <w:pPr>
-        <w:pStyle w:val="ListParagraph"/>
+        <w:pStyle w:val="Odsekzoznamu"/>
         <w:widowControl w:val="0"/>
         <w:numPr>
           <w:ilvl w:val="0"/>
@@ -7299,7 +7311,7 @@
     </w:p>
     <w:p>
       <w:pPr>
-        <w:pStyle w:val="ListParagraph"/>
+        <w:pStyle w:val="Odsekzoznamu"/>
         <w:numPr>
           <w:ilvl w:val="0"/>
           <w:numId w:val="16"/>
@@ -7721,7 +7733,7 @@
     </w:p>
     <w:p>
       <w:pPr>
-        <w:pStyle w:val="ListParagraph"/>
+        <w:pStyle w:val="Odsekzoznamu"/>
         <w:numPr>
           <w:ilvl w:val="0"/>
           <w:numId w:val="25"/>
@@ -7769,7 +7781,7 @@
     </w:p>
     <w:p>
       <w:pPr>
-        <w:pStyle w:val="ListParagraph"/>
+        <w:pStyle w:val="Odsekzoznamu"/>
         <w:numPr>
           <w:ilvl w:val="1"/>
           <w:numId w:val="25"/>
@@ -7808,7 +7820,7 @@
     </w:p>
     <w:p>
       <w:pPr>
-        <w:pStyle w:val="ListParagraph"/>
+        <w:pStyle w:val="Odsekzoznamu"/>
         <w:numPr>
           <w:ilvl w:val="0"/>
           <w:numId w:val="25"/>
@@ -7887,7 +7899,7 @@
     </w:p>
     <w:p>
       <w:pPr>
-        <w:pStyle w:val="ListParagraph"/>
+        <w:pStyle w:val="Odsekzoznamu"/>
         <w:numPr>
           <w:ilvl w:val="0"/>
           <w:numId w:val="20"/>
@@ -7926,7 +7938,7 @@
     </w:p>
     <w:p>
       <w:pPr>
-        <w:pStyle w:val="ListParagraph"/>
+        <w:pStyle w:val="Odsekzoznamu"/>
         <w:numPr>
           <w:ilvl w:val="0"/>
           <w:numId w:val="24"/>
@@ -8013,7 +8025,7 @@
     </w:p>
     <w:p>
       <w:pPr>
-        <w:pStyle w:val="ListParagraph"/>
+        <w:pStyle w:val="Odsekzoznamu"/>
         <w:numPr>
           <w:ilvl w:val="0"/>
           <w:numId w:val="24"/>
@@ -8066,7 +8078,7 @@
     </w:p>
     <w:p>
       <w:pPr>
-        <w:pStyle w:val="ListParagraph"/>
+        <w:pStyle w:val="Odsekzoznamu"/>
         <w:numPr>
           <w:ilvl w:val="0"/>
           <w:numId w:val="24"/>
@@ -8105,7 +8117,7 @@
     </w:p>
     <w:p>
       <w:pPr>
-        <w:pStyle w:val="ListParagraph"/>
+        <w:pStyle w:val="Odsekzoznamu"/>
         <w:numPr>
           <w:ilvl w:val="0"/>
           <w:numId w:val="24"/>
@@ -8130,7 +8142,7 @@
     </w:p>
     <w:p>
       <w:pPr>
-        <w:pStyle w:val="ListParagraph"/>
+        <w:pStyle w:val="Odsekzoznamu"/>
         <w:numPr>
           <w:ilvl w:val="0"/>
           <w:numId w:val="24"/>
@@ -8183,7 +8195,7 @@
     </w:p>
     <w:p>
       <w:pPr>
-        <w:pStyle w:val="ListParagraph"/>
+        <w:pStyle w:val="Odsekzoznamu"/>
         <w:numPr>
           <w:ilvl w:val="0"/>
           <w:numId w:val="24"/>
@@ -8208,7 +8220,7 @@
     </w:p>
     <w:p>
       <w:pPr>
-        <w:pStyle w:val="ListParagraph"/>
+        <w:pStyle w:val="Odsekzoznamu"/>
         <w:numPr>
           <w:ilvl w:val="0"/>
           <w:numId w:val="24"/>
@@ -8245,7 +8257,7 @@
     </w:p>
     <w:p>
       <w:pPr>
-        <w:pStyle w:val="ListParagraph"/>
+        <w:pStyle w:val="Odsekzoznamu"/>
         <w:numPr>
           <w:ilvl w:val="0"/>
           <w:numId w:val="24"/>
@@ -8322,7 +8334,7 @@
     </w:p>
     <w:p>
       <w:pPr>
-        <w:pStyle w:val="ListParagraph"/>
+        <w:pStyle w:val="Odsekzoznamu"/>
         <w:numPr>
           <w:ilvl w:val="0"/>
           <w:numId w:val="19"/>
@@ -8558,7 +8570,7 @@
     </w:p>
     <w:p>
       <w:pPr>
-        <w:pStyle w:val="ListParagraph"/>
+        <w:pStyle w:val="Odsekzoznamu"/>
         <w:numPr>
           <w:ilvl w:val="0"/>
           <w:numId w:val="19"/>
@@ -8589,7 +8601,7 @@
     </w:p>
     <w:p>
       <w:pPr>
-        <w:pStyle w:val="ListParagraph"/>
+        <w:pStyle w:val="Odsekzoznamu"/>
         <w:numPr>
           <w:ilvl w:val="0"/>
           <w:numId w:val="19"/>
@@ -8631,7 +8643,7 @@
     </w:p>
     <w:p>
       <w:pPr>
-        <w:pStyle w:val="ListParagraph"/>
+        <w:pStyle w:val="Odsekzoznamu"/>
         <w:numPr>
           <w:ilvl w:val="0"/>
           <w:numId w:val="21"/>
@@ -8663,7 +8675,7 @@
     </w:p>
     <w:p>
       <w:pPr>
-        <w:pStyle w:val="ListParagraph"/>
+        <w:pStyle w:val="Odsekzoznamu"/>
         <w:numPr>
           <w:ilvl w:val="0"/>
           <w:numId w:val="21"/>
@@ -8760,7 +8772,7 @@
     </w:p>
     <w:p>
       <w:pPr>
-        <w:pStyle w:val="ListParagraph"/>
+        <w:pStyle w:val="Odsekzoznamu"/>
         <w:numPr>
           <w:ilvl w:val="0"/>
           <w:numId w:val="26"/>
@@ -8815,7 +8827,7 @@
     </w:p>
     <w:p>
       <w:pPr>
-        <w:pStyle w:val="ListParagraph"/>
+        <w:pStyle w:val="Odsekzoznamu"/>
         <w:numPr>
           <w:ilvl w:val="0"/>
           <w:numId w:val="26"/>
@@ -8845,7 +8857,7 @@
     </w:p>
     <w:p>
       <w:pPr>
-        <w:pStyle w:val="ListParagraph"/>
+        <w:pStyle w:val="Odsekzoznamu"/>
         <w:numPr>
           <w:ilvl w:val="0"/>
           <w:numId w:val="26"/>
@@ -8876,7 +8888,7 @@
     </w:p>
     <w:p>
       <w:pPr>
-        <w:pStyle w:val="ListParagraph"/>
+        <w:pStyle w:val="Odsekzoznamu"/>
         <w:numPr>
           <w:ilvl w:val="0"/>
           <w:numId w:val="26"/>
@@ -8958,7 +8970,7 @@
     </w:p>
     <w:p>
       <w:pPr>
-        <w:pStyle w:val="ListParagraph"/>
+        <w:pStyle w:val="Odsekzoznamu"/>
         <w:numPr>
           <w:ilvl w:val="0"/>
           <w:numId w:val="26"/>
@@ -8985,7 +8997,7 @@
     </w:p>
     <w:p>
       <w:pPr>
-        <w:pStyle w:val="ListParagraph"/>
+        <w:pStyle w:val="Odsekzoznamu"/>
         <w:numPr>
           <w:ilvl w:val="1"/>
           <w:numId w:val="26"/>
@@ -9026,7 +9038,7 @@
     </w:p>
     <w:p>
       <w:pPr>
-        <w:pStyle w:val="ListParagraph"/>
+        <w:pStyle w:val="Odsekzoznamu"/>
         <w:numPr>
           <w:ilvl w:val="1"/>
           <w:numId w:val="26"/>
@@ -9059,7 +9071,7 @@
     </w:p>
     <w:p>
       <w:pPr>
-        <w:pStyle w:val="ListParagraph"/>
+        <w:pStyle w:val="Odsekzoznamu"/>
         <w:numPr>
           <w:ilvl w:val="1"/>
           <w:numId w:val="26"/>
@@ -9099,7 +9111,7 @@
     </w:p>
     <w:p>
       <w:pPr>
-        <w:pStyle w:val="ListParagraph"/>
+        <w:pStyle w:val="Odsekzoznamu"/>
         <w:numPr>
           <w:ilvl w:val="0"/>
           <w:numId w:val="27"/>
@@ -9426,7 +9438,7 @@
     </w:p>
     <w:p>
       <w:pPr>
-        <w:pStyle w:val="ListParagraph"/>
+        <w:pStyle w:val="Odsekzoznamu"/>
         <w:numPr>
           <w:ilvl w:val="0"/>
           <w:numId w:val="29"/>
@@ -9485,7 +9497,7 @@
     </w:p>
     <w:p>
       <w:pPr>
-        <w:pStyle w:val="ListParagraph"/>
+        <w:pStyle w:val="Odsekzoznamu"/>
         <w:numPr>
           <w:ilvl w:val="0"/>
           <w:numId w:val="29"/>
@@ -9531,7 +9543,7 @@
     </w:p>
     <w:p>
       <w:pPr>
-        <w:pStyle w:val="ListParagraph"/>
+        <w:pStyle w:val="Odsekzoznamu"/>
         <w:numPr>
           <w:ilvl w:val="0"/>
           <w:numId w:val="29"/>
@@ -9669,7 +9681,7 @@
     </w:p>
     <w:p>
       <w:pPr>
-        <w:pStyle w:val="ListParagraph"/>
+        <w:pStyle w:val="Odsekzoznamu"/>
         <w:numPr>
           <w:ilvl w:val="0"/>
           <w:numId w:val="29"/>
@@ -9729,7 +9741,7 @@
     </w:p>
     <w:p>
       <w:pPr>
-        <w:pStyle w:val="ListParagraph"/>
+        <w:pStyle w:val="Odsekzoznamu"/>
         <w:numPr>
           <w:ilvl w:val="0"/>
           <w:numId w:val="29"/>
@@ -9840,7 +9852,7 @@
     </w:p>
     <w:p>
       <w:pPr>
-        <w:pStyle w:val="ListParagraph"/>
+        <w:pStyle w:val="Odsekzoznamu"/>
         <w:numPr>
           <w:ilvl w:val="0"/>
           <w:numId w:val="29"/>
@@ -9947,7 +9959,7 @@
     </w:p>
     <w:p>
       <w:pPr>
-        <w:pStyle w:val="ListParagraph"/>
+        <w:pStyle w:val="Odsekzoznamu"/>
         <w:numPr>
           <w:ilvl w:val="0"/>
           <w:numId w:val="29"/>
@@ -9998,7 +10010,7 @@
     </w:p>
     <w:p>
       <w:pPr>
-        <w:pStyle w:val="ListParagraph"/>
+        <w:pStyle w:val="Odsekzoznamu"/>
         <w:numPr>
           <w:ilvl w:val="0"/>
           <w:numId w:val="29"/>
@@ -10127,7 +10139,7 @@
     </w:p>
     <w:p>
       <w:pPr>
-        <w:pStyle w:val="ListParagraph"/>
+        <w:pStyle w:val="Odsekzoznamu"/>
         <w:numPr>
           <w:ilvl w:val="0"/>
           <w:numId w:val="29"/>
@@ -10198,7 +10210,7 @@
     </w:p>
     <w:p>
       <w:pPr>
-        <w:pStyle w:val="ListParagraph"/>
+        <w:pStyle w:val="Odsekzoznamu"/>
         <w:numPr>
           <w:ilvl w:val="0"/>
           <w:numId w:val="29"/>
@@ -10334,7 +10346,7 @@
     </w:p>
     <w:p>
       <w:pPr>
-        <w:pStyle w:val="ListParagraph"/>
+        <w:pStyle w:val="Odsekzoznamu"/>
         <w:numPr>
           <w:ilvl w:val="0"/>
           <w:numId w:val="29"/>
@@ -10410,7 +10422,7 @@
     </w:p>
     <w:p>
       <w:pPr>
-        <w:pStyle w:val="ListParagraph"/>
+        <w:pStyle w:val="Odsekzoznamu"/>
         <w:numPr>
           <w:ilvl w:val="0"/>
           <w:numId w:val="29"/>
@@ -10484,7 +10496,7 @@
     </w:p>
     <w:p>
       <w:pPr>
-        <w:pStyle w:val="ListParagraph"/>
+        <w:pStyle w:val="Odsekzoznamu"/>
         <w:numPr>
           <w:ilvl w:val="0"/>
           <w:numId w:val="29"/>
@@ -10606,7 +10618,7 @@
     </w:p>
     <w:p>
       <w:pPr>
-        <w:pStyle w:val="ListParagraph"/>
+        <w:pStyle w:val="Odsekzoznamu"/>
         <w:numPr>
           <w:ilvl w:val="0"/>
           <w:numId w:val="29"/>
@@ -10716,7 +10728,7 @@
     </w:p>
     <w:p>
       <w:pPr>
-        <w:pStyle w:val="ListParagraph"/>
+        <w:pStyle w:val="Odsekzoznamu"/>
         <w:numPr>
           <w:ilvl w:val="0"/>
           <w:numId w:val="29"/>
@@ -10762,7 +10774,7 @@
     </w:p>
     <w:p>
       <w:pPr>
-        <w:pStyle w:val="ListParagraph"/>
+        <w:pStyle w:val="Odsekzoznamu"/>
         <w:numPr>
           <w:ilvl w:val="0"/>
           <w:numId w:val="29"/>
@@ -10875,7 +10887,7 @@
     </w:p>
     <w:p>
       <w:pPr>
-        <w:pStyle w:val="ListParagraph"/>
+        <w:pStyle w:val="Odsekzoznamu"/>
         <w:numPr>
           <w:ilvl w:val="0"/>
           <w:numId w:val="29"/>
@@ -17267,7 +17279,7 @@
     <w:lsdException w:name="Unresolved Mention" w:semiHidden="1" w:unhideWhenUsed="1"/>
     <w:lsdException w:name="Smart Link" w:semiHidden="1" w:unhideWhenUsed="1"/>
   </w:latentStyles>
-  <w:style w:type="paragraph" w:default="1" w:styleId="Normal">
+  <w:style w:type="paragraph" w:default="1" w:styleId="Normlny">
     <w:name w:val="Normal"/>
     <w:qFormat/>
     <w:rsid w:val="00175985"/>
@@ -17280,13 +17292,13 @@
       <w:lang w:val="sk-SK"/>
     </w:rPr>
   </w:style>
-  <w:style w:type="character" w:default="1" w:styleId="DefaultParagraphFont">
+  <w:style w:type="character" w:default="1" w:styleId="Predvolenpsmoodseku">
     <w:name w:val="Default Paragraph Font"/>
     <w:uiPriority w:val="1"/>
     <w:semiHidden/>
     <w:unhideWhenUsed/>
   </w:style>
-  <w:style w:type="table" w:default="1" w:styleId="TableNormal">
+  <w:style w:type="table" w:default="1" w:styleId="Normlnatabuka">
     <w:name w:val="Normal Table"/>
     <w:uiPriority w:val="99"/>
     <w:semiHidden/>
@@ -17301,15 +17313,15 @@
       </w:tblCellMar>
     </w:tblPr>
   </w:style>
-  <w:style w:type="numbering" w:default="1" w:styleId="NoList">
+  <w:style w:type="numbering" w:default="1" w:styleId="Bezzoznamu">
     <w:name w:val="No List"/>
     <w:uiPriority w:val="99"/>
     <w:semiHidden/>
     <w:unhideWhenUsed/>
   </w:style>
-  <w:style w:type="paragraph" w:styleId="ListParagraph">
+  <w:style w:type="paragraph" w:styleId="Odsekzoznamu">
     <w:name w:val="List Paragraph"/>
-    <w:basedOn w:val="Normal"/>
+    <w:basedOn w:val="Normlny"/>
     <w:uiPriority w:val="34"/>
     <w:qFormat/>
     <w:rsid w:val="00C75EAA"/>
@@ -17320,7 +17332,7 @@
   </w:style>
   <w:style w:type="paragraph" w:customStyle="1" w:styleId="paragraph">
     <w:name w:val="paragraph"/>
-    <w:basedOn w:val="Normal"/>
+    <w:basedOn w:val="Normlny"/>
     <w:rsid w:val="0061125E"/>
     <w:pPr>
       <w:spacing w:before="100" w:beforeAutospacing="1" w:after="100" w:afterAutospacing="1" w:line="240" w:lineRule="auto"/>
@@ -17334,17 +17346,17 @@
   </w:style>
   <w:style w:type="character" w:customStyle="1" w:styleId="normaltextrun">
     <w:name w:val="normaltextrun"/>
-    <w:basedOn w:val="DefaultParagraphFont"/>
+    <w:basedOn w:val="Predvolenpsmoodseku"/>
     <w:rsid w:val="0061125E"/>
   </w:style>
   <w:style w:type="character" w:customStyle="1" w:styleId="eop">
     <w:name w:val="eop"/>
-    <w:basedOn w:val="DefaultParagraphFont"/>
+    <w:basedOn w:val="Predvolenpsmoodseku"/>
     <w:rsid w:val="0061125E"/>
   </w:style>
   <w:style w:type="character" w:customStyle="1" w:styleId="spellingerror">
     <w:name w:val="spellingerror"/>
-    <w:basedOn w:val="DefaultParagraphFont"/>
+    <w:basedOn w:val="Predvolenpsmoodseku"/>
     <w:rsid w:val="0061125E"/>
   </w:style>
 </w:styles>
@@ -17666,7 +17678,12 @@
 </file>
 
 <file path=customXml/item1.xml><?xml version="1.0" encoding="utf-8"?>
-<b:Sources xmlns:b="http://schemas.openxmlformats.org/officeDocument/2006/bibliography" xmlns="http://schemas.openxmlformats.org/officeDocument/2006/bibliography" SelectedStyle="\APASixthEditionOfficeOnline.xsl" StyleName="APA" Version="6"/>
+<?mso-contentType ?>
+<FormTemplates xmlns="http://schemas.microsoft.com/sharepoint/v3/contenttype/forms">
+  <Display>DocumentLibraryForm</Display>
+  <Edit>DocumentLibraryForm</Edit>
+  <New>DocumentLibraryForm</New>
+</FormTemplates>
 </file>
 
 <file path=customXml/item2.xml><?xml version="1.0" encoding="utf-8"?>
@@ -17909,12 +17926,7 @@
 </file>
 
 <file path=customXml/item3.xml><?xml version="1.0" encoding="utf-8"?>
-<?mso-contentType ?>
-<FormTemplates xmlns="http://schemas.microsoft.com/sharepoint/v3/contenttype/forms">
-  <Display>DocumentLibraryForm</Display>
-  <Edit>DocumentLibraryForm</Edit>
-  <New>DocumentLibraryForm</New>
-</FormTemplates>
+<b:Sources xmlns:b="http://schemas.openxmlformats.org/officeDocument/2006/bibliography" xmlns="http://schemas.openxmlformats.org/officeDocument/2006/bibliography" SelectedStyle="\APASixthEditionOfficeOnline.xsl" StyleName="APA" Version="6"/>
 </file>
 
 <file path=customXml/item4.xml><?xml version="1.0" encoding="utf-8"?>
@@ -17926,10 +17938,9 @@
 </file>
 
 <file path=customXml/itemProps1.xml><?xml version="1.0" encoding="utf-8"?>
-<ds:datastoreItem xmlns:ds="http://schemas.openxmlformats.org/officeDocument/2006/customXml" ds:itemID="{03D3B3F0-1B7D-4342-8973-4445E66FC848}">
+<ds:datastoreItem xmlns:ds="http://schemas.openxmlformats.org/officeDocument/2006/customXml" ds:itemID="{7F740823-DC61-45F0-99D4-4551C7CBC14E}">
   <ds:schemaRefs>
-    <ds:schemaRef ds:uri="http://schemas.openxmlformats.org/officeDocument/2006/bibliography"/>
-    <ds:schemaRef ds:uri="http://www.w3.org/2000/xmlns/"/>
+    <ds:schemaRef ds:uri="http://schemas.microsoft.com/sharepoint/v3/contenttype/forms"/>
   </ds:schemaRefs>
 </ds:datastoreItem>
 </file>
@@ -17939,18 +17950,24 @@
   <ds:schemaRefs>
     <ds:schemaRef ds:uri="http://schemas.microsoft.com/office/2006/metadata/contentType"/>
     <ds:schemaRef ds:uri="http://schemas.microsoft.com/office/2006/metadata/properties/metaAttributes"/>
-    <ds:schemaRef ds:uri="http://www.w3.org/2000/xmlns/"/>
     <ds:schemaRef ds:uri="http://www.w3.org/2001/XMLSchema"/>
+    <ds:schemaRef ds:uri="http://schemas.microsoft.com/office/2006/metadata/properties"/>
     <ds:schemaRef ds:uri="81754674-f853-4495-8644-4e39eeb490c2"/>
     <ds:schemaRef ds:uri="e24d2e88-5f62-421e-b9c8-b629f8f3f2d6"/>
+    <ds:schemaRef ds:uri="http://schemas.microsoft.com/office/2006/documentManagement/types"/>
+    <ds:schemaRef ds:uri="http://schemas.microsoft.com/office/infopath/2007/PartnerControls"/>
+    <ds:schemaRef ds:uri="http://schemas.openxmlformats.org/package/2006/metadata/core-properties"/>
+    <ds:schemaRef ds:uri="http://purl.org/dc/elements/1.1/"/>
+    <ds:schemaRef ds:uri="http://purl.org/dc/terms/"/>
+    <ds:schemaRef ds:uri="http://schemas.microsoft.com/internal/obd"/>
   </ds:schemaRefs>
 </ds:datastoreItem>
 </file>
 
 <file path=customXml/itemProps3.xml><?xml version="1.0" encoding="utf-8"?>
-<ds:datastoreItem xmlns:ds="http://schemas.openxmlformats.org/officeDocument/2006/customXml" ds:itemID="{7F740823-DC61-45F0-99D4-4551C7CBC14E}">
+<ds:datastoreItem xmlns:ds="http://schemas.openxmlformats.org/officeDocument/2006/customXml" ds:itemID="{03D3B3F0-1B7D-4342-8973-4445E66FC848}">
   <ds:schemaRefs>
-    <ds:schemaRef ds:uri="http://schemas.microsoft.com/sharepoint/v3/contenttype/forms"/>
+    <ds:schemaRef ds:uri="http://schemas.openxmlformats.org/officeDocument/2006/bibliography"/>
   </ds:schemaRefs>
 </ds:datastoreItem>
 </file>
@@ -17959,9 +17976,8 @@
 <ds:datastoreItem xmlns:ds="http://schemas.openxmlformats.org/officeDocument/2006/customXml" ds:itemID="{561938E4-1E8B-40CB-80E3-D3D3B532F36D}">
   <ds:schemaRefs>
     <ds:schemaRef ds:uri="http://schemas.microsoft.com/office/2006/metadata/properties"/>
-    <ds:schemaRef ds:uri="http://www.w3.org/2000/xmlns/"/>
+    <ds:schemaRef ds:uri="http://schemas.microsoft.com/office/infopath/2007/PartnerControls"/>
     <ds:schemaRef ds:uri="81754674-f853-4495-8644-4e39eeb490c2"/>
-    <ds:schemaRef ds:uri="http://www.w3.org/2001/XMLSchema-instance"/>
   </ds:schemaRefs>
 </ds:datastoreItem>
 </file>